--- a/tex/LMCS2025/reviews.docx
+++ b/tex/LMCS2025/reviews.docx
@@ -1350,7 +1350,26 @@
           <w:sz w:val="16"/>
           <w:szCs w:val="16"/>
         </w:rPr>
-        <w:t>- Example 3: The modules in this example share variables (y and x). I wonder whether there is a choreography that describes their behavior, since my understanding is that variables are local to modules in choreographies.</w:t>
+        <w:t xml:space="preserve">- </w:t>
+      </w:r>
+      <w:r>
+        <w:rPr>
+          <w:rFonts w:ascii="Courier New" w:hAnsi="Courier New" w:cs="Courier New"/>
+          <w:color w:val="000000"/>
+          <w:sz w:val="16"/>
+          <w:szCs w:val="16"/>
+          <w:highlight w:val="green"/>
+        </w:rPr>
+        <w:t>Example 3: The modules in this example share variables (y and x). I wonder whether there is a choreography that describes their behavior, since my understanding is that variables are local to modules in choreographies</w:t>
+      </w:r>
+      <w:r>
+        <w:rPr>
+          <w:rFonts w:ascii="Courier New" w:hAnsi="Courier New" w:cs="Courier New"/>
+          <w:color w:val="000000"/>
+          <w:sz w:val="16"/>
+          <w:szCs w:val="16"/>
+        </w:rPr>
+        <w:t>.</w:t>
       </w:r>
     </w:p>
     <w:p>
@@ -1480,7 +1499,17 @@
           <w:sz w:val="16"/>
           <w:szCs w:val="16"/>
         </w:rPr>
-        <w:t>- The choice of annotating choreographies with labels seems somewhat ad hoc. Why are they not introduced as a syntactic element of choreographies (as is often done with communication channels in standard choreographies), given that they are necessary and play a role in the implementation?</w:t>
+        <w:t xml:space="preserve">- </w:t>
+      </w:r>
+      <w:r>
+        <w:rPr>
+          <w:rFonts w:ascii="Courier New" w:hAnsi="Courier New" w:cs="Courier New"/>
+          <w:color w:val="000000"/>
+          <w:sz w:val="16"/>
+          <w:szCs w:val="16"/>
+          <w:highlight w:val="green"/>
+        </w:rPr>
+        <w:t>The choice of annotating choreographies with labels seems somewhat ad hoc. Why are they not introduced as a syntactic element of choreographies (as is often done with communication channels in standard choreographies), given that they are necessary and play a role in the implementation?</w:t>
       </w:r>
     </w:p>
     <w:p>

--- a/tex/LMCS2025/reviews.docx
+++ b/tex/LMCS2025/reviews.docx
@@ -1565,14 +1565,16 @@
           <w:color w:val="000000"/>
           <w:sz w:val="16"/>
           <w:szCs w:val="16"/>
-        </w:rPr>
-      </w:pPr>
-      <w:r>
-        <w:rPr>
-          <w:rFonts w:ascii="Courier New" w:hAnsi="Courier New" w:cs="Courier New"/>
-          <w:color w:val="000000"/>
-          <w:sz w:val="16"/>
-          <w:szCs w:val="16"/>
+          <w:highlight w:val="green"/>
+        </w:rPr>
+      </w:pPr>
+      <w:r>
+        <w:rPr>
+          <w:rFonts w:ascii="Courier New" w:hAnsi="Courier New" w:cs="Courier New"/>
+          <w:color w:val="000000"/>
+          <w:sz w:val="16"/>
+          <w:szCs w:val="16"/>
+          <w:highlight w:val="green"/>
         </w:rPr>
         <w:t>Page 12</w:t>
       </w:r>
@@ -1602,6 +1604,7 @@
           <w:color w:val="000000"/>
           <w:sz w:val="16"/>
           <w:szCs w:val="16"/>
+          <w:highlight w:val="green"/>
         </w:rPr>
       </w:pPr>
     </w:p>
@@ -1638,6 +1641,7 @@
           <w:color w:val="000000"/>
           <w:sz w:val="16"/>
           <w:szCs w:val="16"/>
+          <w:highlight w:val="green"/>
         </w:rPr>
         <w:t xml:space="preserve">- Projection of conditionals: I do not understand why the conditional is not projected. I would expect that </w:t>
       </w:r>
@@ -1648,6 +1652,7 @@
           <w:color w:val="000000"/>
           <w:sz w:val="16"/>
           <w:szCs w:val="16"/>
+          <w:highlight w:val="green"/>
         </w:rPr>
         <w:t>E</w:t>
       </w:r>
@@ -1658,6 +1663,7 @@
           <w:color w:val="000000"/>
           <w:sz w:val="16"/>
           <w:szCs w:val="16"/>
+          <w:highlight w:val="green"/>
         </w:rPr>
         <w:t xml:space="preserve"> should be evaluated locally by p (hence all relevant information must be local </w:t>
       </w:r>
@@ -1668,6 +1674,7 @@
           <w:color w:val="000000"/>
           <w:sz w:val="16"/>
           <w:szCs w:val="16"/>
+          <w:highlight w:val="green"/>
         </w:rPr>
         <w:t>to p</w:t>
       </w:r>
@@ -1678,6 +1685,7 @@
           <w:color w:val="000000"/>
           <w:sz w:val="16"/>
           <w:szCs w:val="16"/>
+          <w:highlight w:val="green"/>
         </w:rPr>
         <w:t>). This contrasts with the statement on page 5: “The term if E\@p then C1 else C2 denotes a system where module p evaluates the guard E (which can contain variables located at other modules) and then (deterministically) branches accordingly.” I presume that there is some underlying assumption on the projection, but I could not find its definition.</w:t>
       </w:r>
@@ -1743,6 +1751,7 @@
           <w:color w:val="000000"/>
           <w:sz w:val="16"/>
           <w:szCs w:val="16"/>
+          <w:highlight w:val="green"/>
         </w:rPr>
         <w:t xml:space="preserve">- Projection of choreography variable X: This relies on </w:t>
       </w:r>
@@ -1753,6 +1762,7 @@
           <w:color w:val="000000"/>
           <w:sz w:val="16"/>
           <w:szCs w:val="16"/>
+          <w:highlight w:val="green"/>
         </w:rPr>
         <w:t>defs</w:t>
       </w:r>
@@ -1763,6 +1773,7 @@
           <w:color w:val="000000"/>
           <w:sz w:val="16"/>
           <w:szCs w:val="16"/>
+          <w:highlight w:val="green"/>
         </w:rPr>
         <w:t xml:space="preserve">(X). I presume that this function should be explicitly included in the definition. Moreover, I assume that you need to impose some conditions, such as requiring that the image of any </w:t>
       </w:r>
@@ -1773,6 +1784,7 @@
           <w:color w:val="000000"/>
           <w:sz w:val="16"/>
           <w:szCs w:val="16"/>
+          <w:highlight w:val="green"/>
         </w:rPr>
         <w:t>X_i</w:t>
       </w:r>
@@ -1783,6 +1795,7 @@
           <w:color w:val="000000"/>
           <w:sz w:val="16"/>
           <w:szCs w:val="16"/>
+          <w:highlight w:val="green"/>
         </w:rPr>
         <w:t xml:space="preserve"> is distinct from nodes(C) </w:t>
       </w:r>
@@ -1793,6 +1806,7 @@
           <w:color w:val="000000"/>
           <w:sz w:val="16"/>
           <w:szCs w:val="16"/>
+          <w:highlight w:val="green"/>
         </w:rPr>
         <w:t>and also</w:t>
       </w:r>
@@ -1803,6 +1817,7 @@
           <w:color w:val="000000"/>
           <w:sz w:val="16"/>
           <w:szCs w:val="16"/>
+          <w:highlight w:val="green"/>
         </w:rPr>
         <w:t xml:space="preserve"> distinct from the nodes in all definitions. The passage on page 13 (“For recursive calls... </w:t>
       </w:r>
@@ -1813,6 +1828,7 @@
           <w:color w:val="000000"/>
           <w:sz w:val="16"/>
           <w:szCs w:val="16"/>
+          <w:highlight w:val="green"/>
         </w:rPr>
         <w:t>defs</w:t>
       </w:r>
@@ -1823,6 +1839,7 @@
           <w:color w:val="000000"/>
           <w:sz w:val="16"/>
           <w:szCs w:val="16"/>
+          <w:highlight w:val="green"/>
         </w:rPr>
         <w:t xml:space="preserve">”) appears somewhat rushed, and I believe </w:t>
       </w:r>
@@ -1833,6 +1850,7 @@
           <w:color w:val="000000"/>
           <w:sz w:val="16"/>
           <w:szCs w:val="16"/>
+          <w:highlight w:val="green"/>
         </w:rPr>
         <w:t>defs</w:t>
       </w:r>
@@ -1843,6 +1861,7 @@
           <w:color w:val="000000"/>
           <w:sz w:val="16"/>
           <w:szCs w:val="16"/>
+          <w:highlight w:val="green"/>
         </w:rPr>
         <w:t xml:space="preserve"> deserves a formal definition.</w:t>
       </w:r>
@@ -1974,7 +1993,17 @@
           <w:sz w:val="16"/>
           <w:szCs w:val="16"/>
         </w:rPr>
-        <w:t xml:space="preserve">- Projection of updates: Are you assuming that updates at the choreography level are well-formed in some way? For instance, could an assignment y' = x </w:t>
+        <w:t xml:space="preserve">- </w:t>
+      </w:r>
+      <w:r>
+        <w:rPr>
+          <w:rFonts w:ascii="Courier New" w:hAnsi="Courier New" w:cs="Courier New"/>
+          <w:color w:val="000000"/>
+          <w:sz w:val="16"/>
+          <w:szCs w:val="16"/>
+          <w:highlight w:val="green"/>
+        </w:rPr>
+        <w:t xml:space="preserve">Projection of updates: Are you assuming that updates at the choreography level are well-formed in some way? For instance, could an assignment y' = x </w:t>
       </w:r>
       <w:proofErr w:type="gramStart"/>
       <w:r>
@@ -1983,6 +2012,7 @@
           <w:color w:val="000000"/>
           <w:sz w:val="16"/>
           <w:szCs w:val="16"/>
+          <w:highlight w:val="green"/>
         </w:rPr>
         <w:t>occur</w:t>
       </w:r>
@@ -1993,6 +2023,7 @@
           <w:color w:val="000000"/>
           <w:sz w:val="16"/>
           <w:szCs w:val="16"/>
+          <w:highlight w:val="green"/>
         </w:rPr>
         <w:t xml:space="preserve"> where y belongs to p and x to q? If not, this restriction should be stated clearly. Moreover, from which element of the choreography is the assignment derived? If I have missed this, it should nonetheless be clarified explicitly in the paper.</w:t>
       </w:r>
@@ -2123,6 +2154,7 @@
           <w:color w:val="000000"/>
           <w:sz w:val="16"/>
           <w:szCs w:val="16"/>
+          <w:highlight w:val="green"/>
         </w:rPr>
         <w:t>- Definition 4: Is it not the case that the choreography is annotated? Hence, the interaction p -&gt; {p</w:t>
       </w:r>
@@ -2133,6 +2165,7 @@
           <w:color w:val="000000"/>
           <w:sz w:val="16"/>
           <w:szCs w:val="16"/>
+          <w:highlight w:val="green"/>
         </w:rPr>
         <w:t>1,…</w:t>
       </w:r>
@@ -2143,6 +2176,7 @@
           <w:color w:val="000000"/>
           <w:sz w:val="16"/>
           <w:szCs w:val="16"/>
+          <w:highlight w:val="green"/>
         </w:rPr>
         <w:t>,</w:t>
       </w:r>
@@ -2153,6 +2187,7 @@
           <w:color w:val="000000"/>
           <w:sz w:val="16"/>
           <w:szCs w:val="16"/>
+          <w:highlight w:val="green"/>
         </w:rPr>
         <w:t>pn</w:t>
       </w:r>
@@ -2163,6 +2198,7 @@
           <w:color w:val="000000"/>
           <w:sz w:val="16"/>
           <w:szCs w:val="16"/>
+          <w:highlight w:val="green"/>
         </w:rPr>
         <w:t xml:space="preserve">} should also be labeled. Furthermore, from where are the labels </w:t>
       </w:r>
@@ -2173,6 +2209,7 @@
           <w:color w:val="000000"/>
           <w:sz w:val="16"/>
           <w:szCs w:val="16"/>
+          <w:highlight w:val="green"/>
         </w:rPr>
         <w:t>l_j</w:t>
       </w:r>
@@ -2183,6 +2220,7 @@
           <w:color w:val="000000"/>
           <w:sz w:val="16"/>
           <w:szCs w:val="16"/>
+          <w:highlight w:val="green"/>
         </w:rPr>
         <w:t xml:space="preserve"> drawn? Does this mean that every interaction uses the same set of labels l_1, ...?</w:t>
       </w:r>
@@ -2313,6 +2351,7 @@
           <w:color w:val="000000"/>
           <w:sz w:val="16"/>
           <w:szCs w:val="16"/>
+          <w:highlight w:val="green"/>
         </w:rPr>
         <w:t>- How are variables quantified? Are S, S', and \iota universally quantified?</w:t>
       </w:r>
@@ -2350,6 +2389,7 @@
           <w:color w:val="000000"/>
           <w:sz w:val="16"/>
           <w:szCs w:val="16"/>
+          <w:highlight w:val="green"/>
         </w:rPr>
         <w:t>- The correspondence theorem (Th. 1) appears somewhat weak, since it merely shows that projections can mimic the first computational step, as far as the state is concerned. It does not provide evidence that subsequent steps preserve equivalence. I am particularly concerned that the projections may become misaligned with respect to \iota. Thus, it is not the case that the second step necessarily advances all projections corresponding to a given \iota. This issue is clear in the case of conditionals, and I also wonder about process variables.</w:t>
       </w:r>

--- a/tex/LMCS2025/reviews.docx
+++ b/tex/LMCS2025/reviews.docx
@@ -3273,7 +3273,16 @@
           <w:sz w:val="16"/>
           <w:szCs w:val="16"/>
         </w:rPr>
-        <w:t xml:space="preserve">- It is confusing that you use lambda1,2 as label in page 2 (encoded then as </w:t>
+        <w:t xml:space="preserve">- </w:t>
+      </w:r>
+      <w:r>
+        <w:rPr>
+          <w:color w:val="000000"/>
+          <w:sz w:val="16"/>
+          <w:szCs w:val="16"/>
+          <w:highlight w:val="green"/>
+        </w:rPr>
+        <w:t xml:space="preserve">It is confusing that you use lambda1,2 as label in page 2 (encoded then as </w:t>
       </w:r>
       <w:proofErr w:type="gramStart"/>
       <w:r>
@@ -3281,6 +3290,7 @@
           <w:color w:val="000000"/>
           <w:sz w:val="16"/>
           <w:szCs w:val="16"/>
+          <w:highlight w:val="green"/>
         </w:rPr>
         <w:t>a an</w:t>
       </w:r>
@@ -3290,6 +3300,7 @@
           <w:color w:val="000000"/>
           <w:sz w:val="16"/>
           <w:szCs w:val="16"/>
+          <w:highlight w:val="green"/>
         </w:rPr>
         <w:t xml:space="preserve"> b), and later in page 3 lambda is the rate of the CTMC actions. I recommend trying to make the use of symbols more coherent.</w:t>
       </w:r>
@@ -3308,6 +3319,7 @@
           <w:color w:val="000000"/>
           <w:sz w:val="16"/>
           <w:szCs w:val="16"/>
+          <w:highlight w:val="green"/>
         </w:rPr>
         <w:t>- Relate to this: the text uses som</w:t>
       </w:r>
@@ -3316,6 +3328,7 @@
           <w:color w:val="000000"/>
           <w:sz w:val="16"/>
           <w:szCs w:val="16"/>
+          <w:highlight w:val="green"/>
         </w:rPr>
         <w:t>e</w:t>
       </w:r>
@@ -3324,6 +3337,7 @@
           <w:color w:val="000000"/>
           <w:sz w:val="16"/>
           <w:szCs w:val="16"/>
+          <w:highlight w:val="green"/>
         </w:rPr>
         <w:t xml:space="preserve">times the math symbols and sometimes the full name of the </w:t>
       </w:r>
@@ -3333,6 +3347,7 @@
           <w:color w:val="000000"/>
           <w:sz w:val="16"/>
           <w:szCs w:val="16"/>
+          <w:highlight w:val="green"/>
         </w:rPr>
         <w:t>greek</w:t>
       </w:r>
@@ -3342,6 +3357,7 @@
           <w:color w:val="000000"/>
           <w:sz w:val="16"/>
           <w:szCs w:val="16"/>
+          <w:highlight w:val="green"/>
         </w:rPr>
         <w:t xml:space="preserve"> l</w:t>
       </w:r>
@@ -3350,6 +3366,7 @@
           <w:color w:val="000000"/>
           <w:sz w:val="16"/>
           <w:szCs w:val="16"/>
+          <w:highlight w:val="green"/>
         </w:rPr>
         <w:t>et</w:t>
       </w:r>
@@ -3358,6 +3375,7 @@
           <w:color w:val="000000"/>
           <w:sz w:val="16"/>
           <w:szCs w:val="16"/>
+          <w:highlight w:val="green"/>
         </w:rPr>
         <w:t xml:space="preserve">ters lambda, mu, theta. If you refer to code snippets, where the latter is used, I </w:t>
       </w:r>
@@ -3367,6 +3385,7 @@
           <w:color w:val="000000"/>
           <w:sz w:val="16"/>
           <w:szCs w:val="16"/>
+          <w:highlight w:val="green"/>
         </w:rPr>
         <w:t>would</w:t>
       </w:r>
@@ -3376,6 +3395,7 @@
           <w:color w:val="000000"/>
           <w:sz w:val="16"/>
           <w:szCs w:val="16"/>
+          <w:highlight w:val="green"/>
         </w:rPr>
         <w:t xml:space="preserve"> use that in the main text too to ease readability. Note that you refer to other code symbols using the code format (e.g. </w:t>
       </w:r>
@@ -3385,6 +3405,7 @@
           <w:color w:val="000000"/>
           <w:sz w:val="16"/>
           <w:szCs w:val="16"/>
+          <w:highlight w:val="green"/>
         </w:rPr>
         <w:t>CheckOutState</w:t>
       </w:r>
@@ -3394,6 +3415,7 @@
           <w:color w:val="000000"/>
           <w:sz w:val="16"/>
           <w:szCs w:val="16"/>
+          <w:highlight w:val="green"/>
         </w:rPr>
         <w:t>).</w:t>
       </w:r>

--- a/tex/LMCS2025/reviews.docx
+++ b/tex/LMCS2025/reviews.docx
@@ -1052,14 +1052,16 @@
           <w:color w:val="000000"/>
           <w:sz w:val="16"/>
           <w:szCs w:val="16"/>
-        </w:rPr>
-      </w:pPr>
-      <w:r>
-        <w:rPr>
-          <w:rFonts w:ascii="Courier New" w:hAnsi="Courier New" w:cs="Courier New"/>
-          <w:color w:val="000000"/>
-          <w:sz w:val="16"/>
-          <w:szCs w:val="16"/>
+          <w:highlight w:val="yellow"/>
+        </w:rPr>
+      </w:pPr>
+      <w:r>
+        <w:rPr>
+          <w:rFonts w:ascii="Courier New" w:hAnsi="Courier New" w:cs="Courier New"/>
+          <w:color w:val="000000"/>
+          <w:sz w:val="16"/>
+          <w:szCs w:val="16"/>
+          <w:highlight w:val="yellow"/>
         </w:rPr>
         <w:t>- I am puzzled about the notion of Non-deterministic Synchronization. The encoding shown for the example looks quite deterministic to me. Moreover, as written, it seems that you are lifting features of the implementation language (PRISM) to the choreography level. The encoding then arbitrarily introduces a synchronization. I have a couple of questions here:</w:t>
       </w:r>
@@ -1089,6 +1091,7 @@
           <w:color w:val="000000"/>
           <w:sz w:val="16"/>
           <w:szCs w:val="16"/>
+          <w:highlight w:val="yellow"/>
         </w:rPr>
       </w:pPr>
     </w:p>
@@ -1117,14 +1120,16 @@
           <w:color w:val="000000"/>
           <w:sz w:val="16"/>
           <w:szCs w:val="16"/>
-        </w:rPr>
-      </w:pPr>
-      <w:r>
-        <w:rPr>
-          <w:rFonts w:ascii="Courier New" w:hAnsi="Courier New" w:cs="Courier New"/>
-          <w:color w:val="000000"/>
-          <w:sz w:val="16"/>
-          <w:szCs w:val="16"/>
+          <w:highlight w:val="yellow"/>
+        </w:rPr>
+      </w:pPr>
+      <w:r>
+        <w:rPr>
+          <w:rFonts w:ascii="Courier New" w:hAnsi="Courier New" w:cs="Courier New"/>
+          <w:color w:val="000000"/>
+          <w:sz w:val="16"/>
+          <w:szCs w:val="16"/>
+          <w:highlight w:val="yellow"/>
         </w:rPr>
         <w:t xml:space="preserve">  * Does the specification determine the direction of communication? In the provided example, it seems that the interaction could also be expressed in the opposite direction, i.e., q -&gt; {p}. Is the direction of the interaction relevant, or is it never relevant?</w:t>
       </w:r>
@@ -1154,14 +1159,16 @@
           <w:color w:val="000000"/>
           <w:sz w:val="16"/>
           <w:szCs w:val="16"/>
-        </w:rPr>
-      </w:pPr>
-      <w:r>
-        <w:rPr>
-          <w:rFonts w:ascii="Courier New" w:hAnsi="Courier New" w:cs="Courier New"/>
-          <w:color w:val="000000"/>
-          <w:sz w:val="16"/>
-          <w:szCs w:val="16"/>
+          <w:highlight w:val="yellow"/>
+        </w:rPr>
+      </w:pPr>
+      <w:r>
+        <w:rPr>
+          <w:rFonts w:ascii="Courier New" w:hAnsi="Courier New" w:cs="Courier New"/>
+          <w:color w:val="000000"/>
+          <w:sz w:val="16"/>
+          <w:szCs w:val="16"/>
+          <w:highlight w:val="yellow"/>
         </w:rPr>
         <w:t xml:space="preserve">  * Does any synchronization specification yield a correct choreography? Should there not be a requirement for some well-formedness condition on the </w:t>
       </w:r>
@@ -1172,6 +1179,7 @@
           <w:color w:val="000000"/>
           <w:sz w:val="16"/>
           <w:szCs w:val="16"/>
+          <w:highlight w:val="yellow"/>
         </w:rPr>
         <w:t>allsync</w:t>
       </w:r>
@@ -1182,6 +1190,7 @@
           <w:color w:val="000000"/>
           <w:sz w:val="16"/>
           <w:szCs w:val="16"/>
+          <w:highlight w:val="yellow"/>
         </w:rPr>
         <w:t xml:space="preserve"> constructor?</w:t>
       </w:r>
@@ -1219,6 +1228,7 @@
           <w:color w:val="000000"/>
           <w:sz w:val="16"/>
           <w:szCs w:val="16"/>
+          <w:highlight w:val="yellow"/>
         </w:rPr>
         <w:t xml:space="preserve">  * Could you provide a formal definition of the encoding?</w:t>
       </w:r>
@@ -2782,13 +2792,15 @@
           <w:color w:val="000000"/>
           <w:sz w:val="16"/>
           <w:szCs w:val="16"/>
-        </w:rPr>
-      </w:pPr>
-      <w:r>
-        <w:rPr>
-          <w:color w:val="000000"/>
-          <w:sz w:val="16"/>
-          <w:szCs w:val="16"/>
+          <w:highlight w:val="yellow"/>
+        </w:rPr>
+      </w:pPr>
+      <w:r>
+        <w:rPr>
+          <w:color w:val="000000"/>
+          <w:sz w:val="16"/>
+          <w:szCs w:val="16"/>
+          <w:highlight w:val="yellow"/>
         </w:rPr>
         <w:t>The main changes as stated by the authors at the end of the Introduction are:</w:t>
       </w:r>
@@ -2800,13 +2812,15 @@
           <w:color w:val="000000"/>
           <w:sz w:val="16"/>
           <w:szCs w:val="16"/>
-        </w:rPr>
-      </w:pPr>
-      <w:r>
-        <w:rPr>
-          <w:color w:val="000000"/>
-          <w:sz w:val="16"/>
-          <w:szCs w:val="16"/>
+          <w:highlight w:val="yellow"/>
+        </w:rPr>
+      </w:pPr>
+      <w:r>
+        <w:rPr>
+          <w:color w:val="000000"/>
+          <w:sz w:val="16"/>
+          <w:szCs w:val="16"/>
+          <w:highlight w:val="yellow"/>
         </w:rPr>
         <w:t xml:space="preserve">- </w:t>
       </w:r>
@@ -2816,6 +2830,7 @@
           <w:color w:val="000000"/>
           <w:sz w:val="16"/>
           <w:szCs w:val="16"/>
+          <w:highlight w:val="yellow"/>
         </w:rPr>
         <w:t>Previuosly</w:t>
       </w:r>
@@ -2825,6 +2840,7 @@
           <w:color w:val="000000"/>
           <w:sz w:val="16"/>
           <w:szCs w:val="16"/>
+          <w:highlight w:val="yellow"/>
         </w:rPr>
         <w:t xml:space="preserve"> omitted details in definitions and proofs. I consider this a minor extension. The paper does explain which specific definitions, details or proofs have been included. Neither does the cover letter.</w:t>
       </w:r>
@@ -2836,13 +2852,15 @@
           <w:color w:val="000000"/>
           <w:sz w:val="16"/>
           <w:szCs w:val="16"/>
-        </w:rPr>
-      </w:pPr>
-      <w:r>
-        <w:rPr>
-          <w:color w:val="000000"/>
-          <w:sz w:val="16"/>
-          <w:szCs w:val="16"/>
+          <w:highlight w:val="yellow"/>
+        </w:rPr>
+      </w:pPr>
+      <w:r>
+        <w:rPr>
+          <w:color w:val="000000"/>
+          <w:sz w:val="16"/>
+          <w:szCs w:val="16"/>
+          <w:highlight w:val="yellow"/>
         </w:rPr>
         <w:t>- A thorough analysis of richer language constructs incorporated in the implementation. The Introduction does not explain which specific analysis and constructs they refer to. The paper does not specify in which section this is to be found. In principle, this sounds like a significant extension but with the paper does not help the reader in identifying it (one would need to read both papers and guess). Also here, the cover letter does not provide additional details.</w:t>
       </w:r>
@@ -2861,6 +2879,7 @@
           <w:color w:val="000000"/>
           <w:sz w:val="16"/>
           <w:szCs w:val="16"/>
+          <w:highlight w:val="yellow"/>
         </w:rPr>
         <w:t xml:space="preserve">-  New use cases </w:t>
       </w:r>
@@ -2870,6 +2889,7 @@
           <w:color w:val="000000"/>
           <w:sz w:val="16"/>
           <w:szCs w:val="16"/>
+          <w:highlight w:val="yellow"/>
         </w:rPr>
         <w:t>analysed</w:t>
       </w:r>
@@ -2879,6 +2899,7 @@
           <w:color w:val="000000"/>
           <w:sz w:val="16"/>
           <w:szCs w:val="16"/>
+          <w:highlight w:val="yellow"/>
         </w:rPr>
         <w:t xml:space="preserve"> with the proposed approach. In consider this as a significant </w:t>
       </w:r>
@@ -2888,6 +2909,7 @@
           <w:color w:val="000000"/>
           <w:sz w:val="16"/>
           <w:szCs w:val="16"/>
+          <w:highlight w:val="yellow"/>
         </w:rPr>
         <w:t>extension, and</w:t>
       </w:r>
@@ -2897,6 +2919,7 @@
           <w:color w:val="000000"/>
           <w:sz w:val="16"/>
           <w:szCs w:val="16"/>
+          <w:highlight w:val="yellow"/>
         </w:rPr>
         <w:t xml:space="preserve"> aligned with the recommendation of the COORDINATION reviews. As in the above case, the paper will be </w:t>
       </w:r>
@@ -2906,6 +2929,7 @@
           <w:color w:val="000000"/>
           <w:sz w:val="16"/>
           <w:szCs w:val="16"/>
+          <w:highlight w:val="yellow"/>
         </w:rPr>
         <w:t>more clear</w:t>
       </w:r>
@@ -2915,6 +2939,7 @@
           <w:color w:val="000000"/>
           <w:sz w:val="16"/>
           <w:szCs w:val="16"/>
+          <w:highlight w:val="yellow"/>
         </w:rPr>
         <w:t xml:space="preserve"> if specific </w:t>
       </w:r>
@@ -2924,6 +2949,7 @@
           <w:color w:val="000000"/>
           <w:sz w:val="16"/>
           <w:szCs w:val="16"/>
+          <w:highlight w:val="yellow"/>
         </w:rPr>
         <w:t>pointres</w:t>
       </w:r>
@@ -2933,8 +2959,17 @@
           <w:color w:val="000000"/>
           <w:sz w:val="16"/>
           <w:szCs w:val="16"/>
-        </w:rPr>
-        <w:t xml:space="preserve"> to sections would be provided. As it is now, distinguishing the new from the old cases is left as a homework to the reader. My guess is that these are the Peer-To-Peer protocol, the leader election protocol and the dining cryptographers.</w:t>
+          <w:highlight w:val="yellow"/>
+        </w:rPr>
+        <w:t xml:space="preserve"> to sections would be provided. As it is now, distinguishing the new from the old cases is left as a homework to the reader. My guess is that these are the Peer-To-Peer protocol, the leader election protocol and the dining cryptographers</w:t>
+      </w:r>
+      <w:r>
+        <w:rPr>
+          <w:color w:val="000000"/>
+          <w:sz w:val="16"/>
+          <w:szCs w:val="16"/>
+        </w:rPr>
+        <w:t>.</w:t>
       </w:r>
     </w:p>
     <w:p>
@@ -2972,13 +3007,15 @@
           <w:color w:val="000000"/>
           <w:sz w:val="16"/>
           <w:szCs w:val="16"/>
-        </w:rPr>
-      </w:pPr>
-      <w:r>
-        <w:rPr>
-          <w:color w:val="000000"/>
-          <w:sz w:val="16"/>
-          <w:szCs w:val="16"/>
+          <w:highlight w:val="yellow"/>
+        </w:rPr>
+      </w:pPr>
+      <w:r>
+        <w:rPr>
+          <w:color w:val="000000"/>
+          <w:sz w:val="16"/>
+          <w:szCs w:val="16"/>
+          <w:highlight w:val="yellow"/>
         </w:rPr>
         <w:t>For the COORDINATION paper the following remark was done in the reviews:</w:t>
       </w:r>
@@ -2990,6 +3027,7 @@
           <w:color w:val="000000"/>
           <w:sz w:val="16"/>
           <w:szCs w:val="16"/>
+          <w:highlight w:val="yellow"/>
         </w:rPr>
       </w:pPr>
     </w:p>
@@ -3004,13 +3042,15 @@
           <w:color w:val="000000"/>
           <w:sz w:val="16"/>
           <w:szCs w:val="16"/>
-        </w:rPr>
-      </w:pPr>
-      <w:r>
-        <w:rPr>
-          <w:color w:val="000000"/>
-          <w:sz w:val="16"/>
-          <w:szCs w:val="16"/>
+          <w:highlight w:val="yellow"/>
+        </w:rPr>
+      </w:pPr>
+      <w:r>
+        <w:rPr>
+          <w:color w:val="000000"/>
+          <w:sz w:val="16"/>
+          <w:szCs w:val="16"/>
+          <w:highlight w:val="yellow"/>
         </w:rPr>
         <w:t xml:space="preserve">"The introduction should be </w:t>
       </w:r>
@@ -3020,6 +3060,7 @@
           <w:color w:val="000000"/>
           <w:sz w:val="16"/>
           <w:szCs w:val="16"/>
+          <w:highlight w:val="yellow"/>
         </w:rPr>
         <w:t>more clear</w:t>
       </w:r>
@@ -3029,6 +3070,7 @@
           <w:color w:val="000000"/>
           <w:sz w:val="16"/>
           <w:szCs w:val="16"/>
+          <w:highlight w:val="yellow"/>
         </w:rPr>
         <w:t xml:space="preserve"> about which kind of concurrent process is amenable for choreographies, and for which class of concurrent processes choreographies are not suitable."</w:t>
       </w:r>
@@ -3040,23 +3082,25 @@
           <w:color w:val="000000"/>
           <w:sz w:val="16"/>
           <w:szCs w:val="16"/>
-        </w:rPr>
-      </w:pPr>
-    </w:p>
-    <w:p>
-      <w:pPr>
-        <w:pStyle w:val="HTMLPreformatted"/>
-        <w:rPr>
-          <w:color w:val="000000"/>
-          <w:sz w:val="16"/>
-          <w:szCs w:val="16"/>
-        </w:rPr>
-      </w:pPr>
-      <w:r>
-        <w:rPr>
-          <w:color w:val="000000"/>
-          <w:sz w:val="16"/>
-          <w:szCs w:val="16"/>
+          <w:highlight w:val="yellow"/>
+        </w:rPr>
+      </w:pPr>
+    </w:p>
+    <w:p>
+      <w:pPr>
+        <w:pStyle w:val="HTMLPreformatted"/>
+        <w:rPr>
+          <w:color w:val="000000"/>
+          <w:sz w:val="16"/>
+          <w:szCs w:val="16"/>
+        </w:rPr>
+      </w:pPr>
+      <w:r>
+        <w:rPr>
+          <w:color w:val="000000"/>
+          <w:sz w:val="16"/>
+          <w:szCs w:val="16"/>
+          <w:highlight w:val="yellow"/>
         </w:rPr>
         <w:tab/>
       </w:r>
@@ -3065,8 +3109,17 @@
           <w:color w:val="000000"/>
           <w:sz w:val="16"/>
           <w:szCs w:val="16"/>
-        </w:rPr>
-        <w:t xml:space="preserve">The comment still applies for the new introduction. </w:t>
+          <w:highlight w:val="yellow"/>
+        </w:rPr>
+        <w:t>The comment still applies for the new introduction.</w:t>
+      </w:r>
+      <w:r>
+        <w:rPr>
+          <w:color w:val="000000"/>
+          <w:sz w:val="16"/>
+          <w:szCs w:val="16"/>
+        </w:rPr>
+        <w:t xml:space="preserve"> </w:t>
       </w:r>
     </w:p>
     <w:p>
@@ -3434,6 +3487,7 @@
           <w:color w:val="000000"/>
           <w:sz w:val="16"/>
           <w:szCs w:val="16"/>
+          <w:highlight w:val="yellow"/>
         </w:rPr>
         <w:t xml:space="preserve">- I don't know if this intentional, but if one wants to specify no update, one </w:t>
       </w:r>
@@ -3443,6 +3497,7 @@
           <w:color w:val="000000"/>
           <w:sz w:val="16"/>
           <w:szCs w:val="16"/>
+          <w:highlight w:val="yellow"/>
         </w:rPr>
         <w:t>has to</w:t>
       </w:r>
@@ -3452,6 +3507,7 @@
           <w:color w:val="000000"/>
           <w:sz w:val="16"/>
           <w:szCs w:val="16"/>
+          <w:highlight w:val="yellow"/>
         </w:rPr>
         <w:t xml:space="preserve"> write x' = x (a void update). In PRISM one can simply write true, if I recall properly. This is related also to the syntax of PRISM introduced in 4.1.</w:t>
       </w:r>
@@ -3470,6 +3526,7 @@
           <w:color w:val="000000"/>
           <w:sz w:val="16"/>
           <w:szCs w:val="16"/>
+          <w:highlight w:val="green"/>
         </w:rPr>
         <w:t xml:space="preserve">- Are you sure Def. 1 works as intended? What happens if x appears in u? For example, [x' = 0, y' = x]. In Prism, y will be updated to the value of x in S (see remark at the bottom of https://www.prismmodelchecker.org/manual/ThePRISMLanguage/Commands), but in your case it will be set to the new value of x (0). This is also relevant to the </w:t>
       </w:r>
@@ -3479,6 +3536,7 @@
           <w:color w:val="000000"/>
           <w:sz w:val="16"/>
           <w:szCs w:val="16"/>
+          <w:highlight w:val="green"/>
         </w:rPr>
         <w:t>definion</w:t>
       </w:r>
@@ -3488,8 +3546,17 @@
           <w:color w:val="000000"/>
           <w:sz w:val="16"/>
           <w:szCs w:val="16"/>
-        </w:rPr>
-        <w:t xml:space="preserve"> of mu in page 9 and needs to be fixed. </w:t>
+          <w:highlight w:val="green"/>
+        </w:rPr>
+        <w:t xml:space="preserve"> of mu in page 9 and needs to be fixed.</w:t>
+      </w:r>
+      <w:r>
+        <w:rPr>
+          <w:color w:val="000000"/>
+          <w:sz w:val="16"/>
+          <w:szCs w:val="16"/>
+        </w:rPr>
+        <w:t xml:space="preserve"> </w:t>
       </w:r>
     </w:p>
     <w:p>
@@ -3636,7 +3703,16 @@
           <w:sz w:val="16"/>
           <w:szCs w:val="16"/>
         </w:rPr>
-        <w:t xml:space="preserve">- General remark: the way you define unique identifiers for the control points in the choreographies is not self-explainable. Readers familiar with </w:t>
+        <w:t xml:space="preserve">- </w:t>
+      </w:r>
+      <w:r>
+        <w:rPr>
+          <w:color w:val="000000"/>
+          <w:sz w:val="16"/>
+          <w:szCs w:val="16"/>
+          <w:highlight w:val="green"/>
+        </w:rPr>
+        <w:t xml:space="preserve">General remark: the way you define unique identifiers for the control points in the choreographies is not self-explainable. Readers familiar with </w:t>
       </w:r>
       <w:proofErr w:type="spellStart"/>
       <w:r>
@@ -3644,6 +3720,7 @@
           <w:color w:val="000000"/>
           <w:sz w:val="16"/>
           <w:szCs w:val="16"/>
+          <w:highlight w:val="green"/>
         </w:rPr>
         <w:t>bulding</w:t>
       </w:r>
@@ -3653,6 +3730,7 @@
           <w:color w:val="000000"/>
           <w:sz w:val="16"/>
           <w:szCs w:val="16"/>
+          <w:highlight w:val="green"/>
         </w:rPr>
         <w:t xml:space="preserve"> control flow graphs and </w:t>
       </w:r>
@@ -3661,6 +3739,7 @@
           <w:color w:val="000000"/>
           <w:sz w:val="16"/>
           <w:szCs w:val="16"/>
+          <w:highlight w:val="green"/>
         </w:rPr>
         <w:lastRenderedPageBreak/>
         <w:t xml:space="preserve">similar graphical structures from code will get it, but other readers may find it cryptic. I would suggest enriching the </w:t>
@@ -3671,6 +3750,7 @@
           <w:color w:val="000000"/>
           <w:sz w:val="16"/>
           <w:szCs w:val="16"/>
+          <w:highlight w:val="green"/>
         </w:rPr>
         <w:t>explaination</w:t>
       </w:r>
@@ -3680,26 +3760,44 @@
           <w:color w:val="000000"/>
           <w:sz w:val="16"/>
           <w:szCs w:val="16"/>
-        </w:rPr>
-        <w:t xml:space="preserve"> of how control points sq are correctly created. </w:t>
-      </w:r>
-    </w:p>
-    <w:p>
-      <w:pPr>
-        <w:pStyle w:val="HTMLPreformatted"/>
-        <w:rPr>
-          <w:color w:val="000000"/>
-          <w:sz w:val="16"/>
-          <w:szCs w:val="16"/>
-        </w:rPr>
-      </w:pPr>
-      <w:r>
-        <w:rPr>
-          <w:color w:val="000000"/>
-          <w:sz w:val="16"/>
-          <w:szCs w:val="16"/>
-        </w:rPr>
-        <w:t xml:space="preserve">- "he projected update </w:t>
+          <w:highlight w:val="green"/>
+        </w:rPr>
+        <w:t xml:space="preserve"> of how control points sq are correctly created.</w:t>
+      </w:r>
+      <w:r>
+        <w:rPr>
+          <w:color w:val="000000"/>
+          <w:sz w:val="16"/>
+          <w:szCs w:val="16"/>
+        </w:rPr>
+        <w:t xml:space="preserve"> </w:t>
+      </w:r>
+    </w:p>
+    <w:p>
+      <w:pPr>
+        <w:pStyle w:val="HTMLPreformatted"/>
+        <w:rPr>
+          <w:color w:val="000000"/>
+          <w:sz w:val="16"/>
+          <w:szCs w:val="16"/>
+        </w:rPr>
+      </w:pPr>
+      <w:r>
+        <w:rPr>
+          <w:color w:val="000000"/>
+          <w:sz w:val="16"/>
+          <w:szCs w:val="16"/>
+        </w:rPr>
+        <w:t xml:space="preserve">- </w:t>
+      </w:r>
+      <w:r>
+        <w:rPr>
+          <w:color w:val="000000"/>
+          <w:sz w:val="16"/>
+          <w:szCs w:val="16"/>
+          <w:highlight w:val="green"/>
+        </w:rPr>
+        <w:t xml:space="preserve">"he projected update </w:t>
       </w:r>
       <w:proofErr w:type="spellStart"/>
       <w:r>
@@ -3707,6 +3805,7 @@
           <w:color w:val="000000"/>
           <w:sz w:val="16"/>
           <w:szCs w:val="16"/>
+          <w:highlight w:val="green"/>
         </w:rPr>
         <w:t>uj</w:t>
       </w:r>
@@ -3716,6 +3815,7 @@
           <w:color w:val="000000"/>
           <w:sz w:val="16"/>
           <w:szCs w:val="16"/>
+          <w:highlight w:val="green"/>
         </w:rPr>
         <w:t xml:space="preserve"> ↓q acts as a filter on the list of updates in </w:t>
       </w:r>
@@ -3725,6 +3825,7 @@
           <w:color w:val="000000"/>
           <w:sz w:val="16"/>
           <w:szCs w:val="16"/>
+          <w:highlight w:val="green"/>
         </w:rPr>
         <w:t>uj</w:t>
       </w:r>
@@ -3734,6 +3835,7 @@
           <w:color w:val="000000"/>
           <w:sz w:val="16"/>
           <w:szCs w:val="16"/>
+          <w:highlight w:val="green"/>
         </w:rPr>
         <w:t>" is this defined in the paper?</w:t>
       </w:r>
@@ -3921,7 +4023,16 @@
           <w:sz w:val="16"/>
           <w:szCs w:val="16"/>
         </w:rPr>
-        <w:t xml:space="preserve">- "we demonstrate that PRISM behaves similarly" - be more precise about what you mean by "similarly". Some notion of </w:t>
+        <w:t xml:space="preserve">- </w:t>
+      </w:r>
+      <w:r>
+        <w:rPr>
+          <w:color w:val="000000"/>
+          <w:sz w:val="16"/>
+          <w:szCs w:val="16"/>
+          <w:highlight w:val="green"/>
+        </w:rPr>
+        <w:t xml:space="preserve">"we demonstrate that PRISM behaves similarly" - be more precise about what you mean by "similarly". Some notion of </w:t>
       </w:r>
       <w:proofErr w:type="spellStart"/>
       <w:r>
@@ -3929,6 +4040,7 @@
           <w:color w:val="000000"/>
           <w:sz w:val="16"/>
           <w:szCs w:val="16"/>
+          <w:highlight w:val="green"/>
         </w:rPr>
         <w:t>bisimilation</w:t>
       </w:r>
@@ -3938,6 +4050,7 @@
           <w:color w:val="000000"/>
           <w:sz w:val="16"/>
           <w:szCs w:val="16"/>
+          <w:highlight w:val="green"/>
         </w:rPr>
         <w:t xml:space="preserve"> for CTMCs/DTMCs? Equi-satisfaction of some subset of properties? You may want to try out STORM's </w:t>
       </w:r>
@@ -3947,6 +4060,7 @@
           <w:color w:val="000000"/>
           <w:sz w:val="16"/>
           <w:szCs w:val="16"/>
+          <w:highlight w:val="green"/>
         </w:rPr>
         <w:t>bisimulation</w:t>
       </w:r>
@@ -3956,6 +4070,7 @@
           <w:color w:val="000000"/>
           <w:sz w:val="16"/>
           <w:szCs w:val="16"/>
+          <w:highlight w:val="green"/>
         </w:rPr>
         <w:t xml:space="preserve"> support. It could give you higher confidence than just checking that the models behave similarly for some specific properties.</w:t>
       </w:r>
@@ -5360,6 +5475,7 @@
           <w:color w:val="000000"/>
           <w:sz w:val="16"/>
           <w:szCs w:val="16"/>
+          <w:highlight w:val="green"/>
         </w:rPr>
         <w:t>page 3, line -4 of Sect. 1: proofs, which were previously omitted -&gt; a full proof of Theorem 1, which were previously omitted or only sketched   [there is only one proof]</w:t>
       </w:r>
@@ -5476,6 +5592,7 @@
           <w:color w:val="000000"/>
           <w:sz w:val="16"/>
           <w:szCs w:val="16"/>
+          <w:highlight w:val="yellow"/>
         </w:rPr>
         <w:t>page 6, lines 6-9: the subscripts used in the transition relation of the operational semantics are not formally introduced</w:t>
       </w:r>
